--- a/PrimeiroAno/MatematicaPrimeiroAno/TerceiroTrimestre/Notas/Lista_Recuperacao_Primeiro_Ano.docx
+++ b/PrimeiroAno/MatematicaPrimeiroAno/TerceiroTrimestre/Notas/Lista_Recuperacao_Primeiro_Ano.docx
@@ -21,37 +21,116 @@
         </w:rPr>
         <w:t xml:space="preserve">LISTA DE ESTUDANTES EM </w:t>
       </w:r>
+      <w:r>
+        <w:rPr>
+          <w:rFonts w:ascii="Arial" w:hAnsi="Arial" w:cs="Arial"/>
+          <w:b/>
+          <w:sz w:val="20"/>
+          <w:szCs w:val="20"/>
+        </w:rPr>
+        <w:t>RECUPERAÇÃO</w:t>
+      </w:r>
+      <w:r>
+        <w:rPr>
+          <w:rFonts w:ascii="Arial" w:hAnsi="Arial" w:cs="Arial"/>
+          <w:b/>
+          <w:sz w:val="20"/>
+          <w:szCs w:val="20"/>
+        </w:rPr>
+        <w:t xml:space="preserve"> – MATEMÁTICA </w:t>
+      </w:r>
+      <w:r>
+        <w:rPr>
+          <w:rFonts w:ascii="Arial" w:hAnsi="Arial" w:cs="Arial"/>
+          <w:b/>
+          <w:sz w:val="20"/>
+          <w:szCs w:val="20"/>
+        </w:rPr>
+        <w:t>DO 1 ANO</w:t>
+      </w:r>
+    </w:p>
+    <w:p>
+      <w:pPr>
+        <w:jc w:val="center"/>
+        <w:rPr>
+          <w:rFonts w:ascii="Arial" w:hAnsi="Arial" w:cs="Arial"/>
+          <w:b/>
+          <w:sz w:val="20"/>
+          <w:szCs w:val="20"/>
+        </w:rPr>
+      </w:pPr>
+    </w:p>
+    <w:p>
+      <w:pPr>
+        <w:rPr>
+          <w:rFonts w:ascii="Arial" w:hAnsi="Arial" w:cs="Arial"/>
+          <w:b/>
+          <w:sz w:val="20"/>
+          <w:szCs w:val="20"/>
+        </w:rPr>
+      </w:pPr>
+      <w:r>
+        <w:rPr>
+          <w:rFonts w:ascii="Arial" w:hAnsi="Arial" w:cs="Arial"/>
+          <w:b/>
+          <w:sz w:val="20"/>
+          <w:szCs w:val="20"/>
+        </w:rPr>
+        <w:t xml:space="preserve">ASSUNTO: PROGRESSÃO ARITMÉTICA E GEOMÉTRICA </w:t>
+      </w:r>
+    </w:p>
+    <w:p>
+      <w:pPr>
+        <w:rPr>
+          <w:rFonts w:ascii="Arial" w:hAnsi="Arial" w:cs="Arial"/>
+          <w:b/>
+          <w:sz w:val="20"/>
+          <w:szCs w:val="20"/>
+        </w:rPr>
+      </w:pPr>
+      <w:r>
+        <w:rPr>
+          <w:rFonts w:ascii="Arial" w:hAnsi="Arial" w:cs="Arial"/>
+          <w:b/>
+          <w:sz w:val="20"/>
+          <w:szCs w:val="20"/>
+        </w:rPr>
+        <w:t>DATA DA PROVA: 11/12/2025</w:t>
+      </w:r>
       <w:bookmarkStart w:id="0" w:name="_GoBack"/>
       <w:bookmarkEnd w:id="0"/>
-      <w:r>
+    </w:p>
+    <w:p>
+      <w:pPr>
+        <w:jc w:val="center"/>
         <w:rPr>
           <w:rFonts w:ascii="Arial" w:hAnsi="Arial" w:cs="Arial"/>
           <w:b/>
           <w:sz w:val="20"/>
           <w:szCs w:val="20"/>
         </w:rPr>
-        <w:t>RECUPERAÇÃO</w:t>
-      </w:r>
-      <w:r>
+      </w:pPr>
+    </w:p>
+    <w:p>
+      <w:pPr>
+        <w:spacing w:after="0" w:line="240" w:lineRule="auto"/>
+        <w:jc w:val="both"/>
         <w:rPr>
           <w:rFonts w:ascii="Arial" w:hAnsi="Arial" w:cs="Arial"/>
           <w:b/>
           <w:sz w:val="20"/>
           <w:szCs w:val="20"/>
         </w:rPr>
-        <w:t xml:space="preserve"> – MATEMÁTICA </w:t>
-      </w:r>
-    </w:p>
-    <w:p>
-      <w:pPr>
-        <w:jc w:val="center"/>
+      </w:pPr>
+      <w:r>
         <w:rPr>
           <w:rFonts w:ascii="Arial" w:hAnsi="Arial" w:cs="Arial"/>
           <w:b/>
           <w:sz w:val="20"/>
           <w:szCs w:val="20"/>
         </w:rPr>
-      </w:pPr>
+        <w:t>1º A:</w:t>
+      </w:r>
     </w:p>
     <w:p>
       <w:pPr>
@@ -67,183 +146,460 @@
       <w:r>
         <w:rPr>
           <w:rFonts w:ascii="Arial" w:hAnsi="Arial" w:cs="Arial"/>
+          <w:sz w:val="20"/>
+          <w:szCs w:val="20"/>
+        </w:rPr>
+        <w:t xml:space="preserve">ANA CECILIA ALMEIDA DE CARVALHO     </w:t>
+      </w:r>
+    </w:p>
+    <w:p>
+      <w:pPr>
+        <w:spacing w:after="0" w:line="240" w:lineRule="auto"/>
+        <w:jc w:val="both"/>
+        <w:rPr>
+          <w:rFonts w:ascii="Arial" w:hAnsi="Arial" w:cs="Arial"/>
+          <w:sz w:val="20"/>
+          <w:szCs w:val="20"/>
+        </w:rPr>
+      </w:pPr>
+      <w:r>
+        <w:rPr>
+          <w:rFonts w:ascii="Arial" w:hAnsi="Arial" w:cs="Arial"/>
+          <w:sz w:val="20"/>
+          <w:szCs w:val="20"/>
+        </w:rPr>
+        <w:t xml:space="preserve">DANIEL CAETANO CALIXTO              </w:t>
+      </w:r>
+    </w:p>
+    <w:p>
+      <w:pPr>
+        <w:spacing w:after="0" w:line="240" w:lineRule="auto"/>
+        <w:jc w:val="both"/>
+        <w:rPr>
+          <w:rFonts w:ascii="Arial" w:hAnsi="Arial" w:cs="Arial"/>
+          <w:sz w:val="20"/>
+          <w:szCs w:val="20"/>
+        </w:rPr>
+      </w:pPr>
+      <w:r>
+        <w:rPr>
+          <w:rFonts w:ascii="Arial" w:hAnsi="Arial" w:cs="Arial"/>
+          <w:sz w:val="20"/>
+          <w:szCs w:val="20"/>
+        </w:rPr>
+        <w:t xml:space="preserve">DANIEL SILVA GREGORIO GONCALVES     </w:t>
+      </w:r>
+    </w:p>
+    <w:p>
+      <w:pPr>
+        <w:spacing w:after="0" w:line="240" w:lineRule="auto"/>
+        <w:jc w:val="both"/>
+        <w:rPr>
+          <w:rFonts w:ascii="Arial" w:hAnsi="Arial" w:cs="Arial"/>
+          <w:sz w:val="20"/>
+          <w:szCs w:val="20"/>
+        </w:rPr>
+      </w:pPr>
+      <w:r>
+        <w:rPr>
+          <w:rFonts w:ascii="Arial" w:hAnsi="Arial" w:cs="Arial"/>
+          <w:sz w:val="20"/>
+          <w:szCs w:val="20"/>
+        </w:rPr>
+        <w:t xml:space="preserve">ELLEN VITORIA DE SOUZA BARROS       </w:t>
+      </w:r>
+    </w:p>
+    <w:p>
+      <w:pPr>
+        <w:spacing w:after="0" w:line="240" w:lineRule="auto"/>
+        <w:jc w:val="both"/>
+        <w:rPr>
+          <w:rFonts w:ascii="Arial" w:hAnsi="Arial" w:cs="Arial"/>
+          <w:sz w:val="20"/>
+          <w:szCs w:val="20"/>
+        </w:rPr>
+      </w:pPr>
+      <w:r>
+        <w:rPr>
+          <w:rFonts w:ascii="Arial" w:hAnsi="Arial" w:cs="Arial"/>
+          <w:sz w:val="20"/>
+          <w:szCs w:val="20"/>
+        </w:rPr>
+        <w:t xml:space="preserve">ITALO RENAN DA SILVA SOUZA MENDONÇA </w:t>
+      </w:r>
+    </w:p>
+    <w:p>
+      <w:pPr>
+        <w:spacing w:after="0" w:line="240" w:lineRule="auto"/>
+        <w:jc w:val="both"/>
+        <w:rPr>
+          <w:rFonts w:ascii="Arial" w:hAnsi="Arial" w:cs="Arial"/>
+          <w:sz w:val="20"/>
+          <w:szCs w:val="20"/>
+        </w:rPr>
+      </w:pPr>
+      <w:r>
+        <w:rPr>
+          <w:rFonts w:ascii="Arial" w:hAnsi="Arial" w:cs="Arial"/>
+          <w:sz w:val="20"/>
+          <w:szCs w:val="20"/>
+        </w:rPr>
+        <w:t xml:space="preserve">JOSE HENRYQUE BEZERRA DA SILVA      </w:t>
+      </w:r>
+    </w:p>
+    <w:p>
+      <w:pPr>
+        <w:spacing w:after="0" w:line="240" w:lineRule="auto"/>
+        <w:jc w:val="both"/>
+        <w:rPr>
+          <w:rFonts w:ascii="Arial" w:hAnsi="Arial" w:cs="Arial"/>
+          <w:sz w:val="20"/>
+          <w:szCs w:val="20"/>
+        </w:rPr>
+      </w:pPr>
+      <w:r>
+        <w:rPr>
+          <w:rFonts w:ascii="Arial" w:hAnsi="Arial" w:cs="Arial"/>
+          <w:sz w:val="20"/>
+          <w:szCs w:val="20"/>
+        </w:rPr>
+        <w:t xml:space="preserve">MARCELE CLEMENTE VERAS              </w:t>
+      </w:r>
+    </w:p>
+    <w:p>
+      <w:pPr>
+        <w:spacing w:after="0" w:line="240" w:lineRule="auto"/>
+        <w:jc w:val="both"/>
+        <w:rPr>
+          <w:rFonts w:ascii="Arial" w:hAnsi="Arial" w:cs="Arial"/>
+          <w:sz w:val="20"/>
+          <w:szCs w:val="20"/>
+        </w:rPr>
+      </w:pPr>
+      <w:r>
+        <w:rPr>
+          <w:rFonts w:ascii="Arial" w:hAnsi="Arial" w:cs="Arial"/>
+          <w:sz w:val="20"/>
+          <w:szCs w:val="20"/>
+        </w:rPr>
+        <w:t xml:space="preserve">MARIA CLARA HENRIQUE DA SILVA       </w:t>
+      </w:r>
+    </w:p>
+    <w:p>
+      <w:pPr>
+        <w:spacing w:after="0" w:line="240" w:lineRule="auto"/>
+        <w:jc w:val="both"/>
+        <w:rPr>
+          <w:rFonts w:ascii="Arial" w:hAnsi="Arial" w:cs="Arial"/>
+          <w:sz w:val="20"/>
+          <w:szCs w:val="20"/>
+        </w:rPr>
+      </w:pPr>
+      <w:r>
+        <w:rPr>
+          <w:rFonts w:ascii="Arial" w:hAnsi="Arial" w:cs="Arial"/>
+          <w:sz w:val="20"/>
+          <w:szCs w:val="20"/>
+        </w:rPr>
+        <w:t xml:space="preserve">ISABELLY FELIX DO NASCIMENTO        </w:t>
+      </w:r>
+    </w:p>
+    <w:p>
+      <w:pPr>
+        <w:spacing w:after="0" w:line="240" w:lineRule="auto"/>
+        <w:jc w:val="both"/>
+        <w:rPr>
+          <w:rFonts w:ascii="Arial" w:hAnsi="Arial" w:cs="Arial"/>
+          <w:sz w:val="20"/>
+          <w:szCs w:val="20"/>
+        </w:rPr>
+      </w:pPr>
+    </w:p>
+    <w:p>
+      <w:pPr>
+        <w:spacing w:after="0" w:line="240" w:lineRule="auto"/>
+        <w:jc w:val="both"/>
+        <w:rPr>
+          <w:rFonts w:ascii="Arial" w:hAnsi="Arial" w:cs="Arial"/>
           <w:b/>
           <w:sz w:val="20"/>
           <w:szCs w:val="20"/>
         </w:rPr>
-        <w:t>1º A:</w:t>
-      </w:r>
-    </w:p>
-    <w:p>
-      <w:pPr>
-        <w:spacing w:after="0" w:line="240" w:lineRule="auto"/>
-        <w:jc w:val="both"/>
+      </w:pPr>
+      <w:r>
         <w:rPr>
           <w:rFonts w:ascii="Arial" w:hAnsi="Arial" w:cs="Arial"/>
           <w:b/>
           <w:sz w:val="20"/>
           <w:szCs w:val="20"/>
         </w:rPr>
-      </w:pPr>
-      <w:r>
-        <w:rPr>
-          <w:rFonts w:ascii="Arial" w:hAnsi="Arial" w:cs="Arial"/>
-          <w:sz w:val="20"/>
-          <w:szCs w:val="20"/>
-        </w:rPr>
-        <w:t xml:space="preserve">ANA CECILIA ALMEIDA DE CARVALHO     </w:t>
-      </w:r>
-    </w:p>
-    <w:p>
-      <w:pPr>
-        <w:spacing w:after="0" w:line="240" w:lineRule="auto"/>
-        <w:jc w:val="both"/>
-        <w:rPr>
-          <w:rFonts w:ascii="Arial" w:hAnsi="Arial" w:cs="Arial"/>
-          <w:sz w:val="20"/>
-          <w:szCs w:val="20"/>
-        </w:rPr>
-      </w:pPr>
-      <w:r>
-        <w:rPr>
-          <w:rFonts w:ascii="Arial" w:hAnsi="Arial" w:cs="Arial"/>
-          <w:sz w:val="20"/>
-          <w:szCs w:val="20"/>
-        </w:rPr>
-        <w:t xml:space="preserve">DANIEL CAETANO CALIXTO              </w:t>
-      </w:r>
-    </w:p>
-    <w:p>
-      <w:pPr>
-        <w:spacing w:after="0" w:line="240" w:lineRule="auto"/>
-        <w:jc w:val="both"/>
-        <w:rPr>
-          <w:rFonts w:ascii="Arial" w:hAnsi="Arial" w:cs="Arial"/>
-          <w:sz w:val="20"/>
-          <w:szCs w:val="20"/>
-        </w:rPr>
-      </w:pPr>
-      <w:r>
-        <w:rPr>
-          <w:rFonts w:ascii="Arial" w:hAnsi="Arial" w:cs="Arial"/>
-          <w:sz w:val="20"/>
-          <w:szCs w:val="20"/>
-        </w:rPr>
-        <w:t xml:space="preserve">DANIEL SILVA GREGORIO GONCALVES     </w:t>
-      </w:r>
-    </w:p>
-    <w:p>
-      <w:pPr>
-        <w:spacing w:after="0" w:line="240" w:lineRule="auto"/>
-        <w:jc w:val="both"/>
-        <w:rPr>
-          <w:rFonts w:ascii="Arial" w:hAnsi="Arial" w:cs="Arial"/>
-          <w:sz w:val="20"/>
-          <w:szCs w:val="20"/>
-        </w:rPr>
-      </w:pPr>
-      <w:r>
-        <w:rPr>
-          <w:rFonts w:ascii="Arial" w:hAnsi="Arial" w:cs="Arial"/>
-          <w:sz w:val="20"/>
-          <w:szCs w:val="20"/>
-        </w:rPr>
-        <w:t xml:space="preserve">ELLEN VITORIA DE SOUZA BARROS       </w:t>
-      </w:r>
-    </w:p>
-    <w:p>
-      <w:pPr>
-        <w:spacing w:after="0" w:line="240" w:lineRule="auto"/>
-        <w:jc w:val="both"/>
-        <w:rPr>
-          <w:rFonts w:ascii="Arial" w:hAnsi="Arial" w:cs="Arial"/>
-          <w:sz w:val="20"/>
-          <w:szCs w:val="20"/>
-        </w:rPr>
-      </w:pPr>
-      <w:r>
-        <w:rPr>
-          <w:rFonts w:ascii="Arial" w:hAnsi="Arial" w:cs="Arial"/>
-          <w:sz w:val="20"/>
-          <w:szCs w:val="20"/>
-        </w:rPr>
-        <w:t xml:space="preserve">ITALO RENAN DA SILVA SOUZA MENDONÇA </w:t>
-      </w:r>
-    </w:p>
-    <w:p>
-      <w:pPr>
-        <w:spacing w:after="0" w:line="240" w:lineRule="auto"/>
-        <w:jc w:val="both"/>
-        <w:rPr>
-          <w:rFonts w:ascii="Arial" w:hAnsi="Arial" w:cs="Arial"/>
-          <w:sz w:val="20"/>
-          <w:szCs w:val="20"/>
-        </w:rPr>
-      </w:pPr>
-      <w:r>
-        <w:rPr>
-          <w:rFonts w:ascii="Arial" w:hAnsi="Arial" w:cs="Arial"/>
-          <w:sz w:val="20"/>
-          <w:szCs w:val="20"/>
-        </w:rPr>
-        <w:t xml:space="preserve">JOSE HENRYQUE BEZERRA DA SILVA      </w:t>
-      </w:r>
-    </w:p>
-    <w:p>
-      <w:pPr>
-        <w:spacing w:after="0" w:line="240" w:lineRule="auto"/>
-        <w:jc w:val="both"/>
-        <w:rPr>
-          <w:rFonts w:ascii="Arial" w:hAnsi="Arial" w:cs="Arial"/>
-          <w:sz w:val="20"/>
-          <w:szCs w:val="20"/>
-        </w:rPr>
-      </w:pPr>
-      <w:r>
-        <w:rPr>
-          <w:rFonts w:ascii="Arial" w:hAnsi="Arial" w:cs="Arial"/>
-          <w:sz w:val="20"/>
-          <w:szCs w:val="20"/>
-        </w:rPr>
-        <w:t xml:space="preserve">MARCELE CLEMENTE VERAS              </w:t>
-      </w:r>
-    </w:p>
-    <w:p>
-      <w:pPr>
-        <w:spacing w:after="0" w:line="240" w:lineRule="auto"/>
-        <w:jc w:val="both"/>
-        <w:rPr>
-          <w:rFonts w:ascii="Arial" w:hAnsi="Arial" w:cs="Arial"/>
-          <w:sz w:val="20"/>
-          <w:szCs w:val="20"/>
-        </w:rPr>
-      </w:pPr>
-      <w:r>
-        <w:rPr>
-          <w:rFonts w:ascii="Arial" w:hAnsi="Arial" w:cs="Arial"/>
-          <w:sz w:val="20"/>
-          <w:szCs w:val="20"/>
-        </w:rPr>
-        <w:t xml:space="preserve">MARIA CLARA HENRIQUE DA SILVA       </w:t>
-      </w:r>
-    </w:p>
-    <w:p>
-      <w:pPr>
-        <w:spacing w:after="0" w:line="240" w:lineRule="auto"/>
-        <w:jc w:val="both"/>
-        <w:rPr>
-          <w:rFonts w:ascii="Arial" w:hAnsi="Arial" w:cs="Arial"/>
-          <w:sz w:val="20"/>
-          <w:szCs w:val="20"/>
-        </w:rPr>
-      </w:pPr>
-      <w:r>
-        <w:rPr>
-          <w:rFonts w:ascii="Arial" w:hAnsi="Arial" w:cs="Arial"/>
-          <w:sz w:val="20"/>
-          <w:szCs w:val="20"/>
-        </w:rPr>
-        <w:t xml:space="preserve">ISABELLY FELIX DO NASCIMENTO        </w:t>
+        <w:t>1º B:</w:t>
+      </w:r>
+    </w:p>
+    <w:p>
+      <w:pPr>
+        <w:spacing w:after="0" w:line="240" w:lineRule="auto"/>
+        <w:jc w:val="both"/>
+        <w:rPr>
+          <w:rFonts w:ascii="Arial" w:hAnsi="Arial" w:cs="Arial"/>
+          <w:sz w:val="20"/>
+          <w:szCs w:val="20"/>
+        </w:rPr>
+      </w:pPr>
+      <w:r>
+        <w:rPr>
+          <w:rFonts w:ascii="Arial" w:hAnsi="Arial" w:cs="Arial"/>
+          <w:sz w:val="20"/>
+          <w:szCs w:val="20"/>
+        </w:rPr>
+        <w:t xml:space="preserve">ADRIELLE TENORIO ARAUJO                   </w:t>
+      </w:r>
+    </w:p>
+    <w:p>
+      <w:pPr>
+        <w:spacing w:after="0" w:line="240" w:lineRule="auto"/>
+        <w:jc w:val="both"/>
+        <w:rPr>
+          <w:rFonts w:ascii="Arial" w:hAnsi="Arial" w:cs="Arial"/>
+          <w:sz w:val="20"/>
+          <w:szCs w:val="20"/>
+        </w:rPr>
+      </w:pPr>
+      <w:r>
+        <w:rPr>
+          <w:rFonts w:ascii="Arial" w:hAnsi="Arial" w:cs="Arial"/>
+          <w:sz w:val="20"/>
+          <w:szCs w:val="20"/>
+        </w:rPr>
+        <w:t xml:space="preserve">ARYANE BARBOSA DA SILVA                   </w:t>
+      </w:r>
+    </w:p>
+    <w:p>
+      <w:pPr>
+        <w:spacing w:after="0" w:line="240" w:lineRule="auto"/>
+        <w:jc w:val="both"/>
+        <w:rPr>
+          <w:rFonts w:ascii="Arial" w:hAnsi="Arial" w:cs="Arial"/>
+          <w:sz w:val="20"/>
+          <w:szCs w:val="20"/>
+        </w:rPr>
+      </w:pPr>
+      <w:r>
+        <w:rPr>
+          <w:rFonts w:ascii="Arial" w:hAnsi="Arial" w:cs="Arial"/>
+          <w:sz w:val="20"/>
+          <w:szCs w:val="20"/>
+        </w:rPr>
+        <w:t xml:space="preserve">DIEGO LEITE DA SILVA                      </w:t>
+      </w:r>
+    </w:p>
+    <w:p>
+      <w:pPr>
+        <w:spacing w:after="0" w:line="240" w:lineRule="auto"/>
+        <w:jc w:val="both"/>
+        <w:rPr>
+          <w:rFonts w:ascii="Arial" w:hAnsi="Arial" w:cs="Arial"/>
+          <w:sz w:val="20"/>
+          <w:szCs w:val="20"/>
+        </w:rPr>
+      </w:pPr>
+      <w:r>
+        <w:rPr>
+          <w:rFonts w:ascii="Arial" w:hAnsi="Arial" w:cs="Arial"/>
+          <w:sz w:val="20"/>
+          <w:szCs w:val="20"/>
+        </w:rPr>
+        <w:t xml:space="preserve">DIEGO SILVA MOURA SANTOS                  </w:t>
+      </w:r>
+    </w:p>
+    <w:p>
+      <w:pPr>
+        <w:spacing w:after="0" w:line="240" w:lineRule="auto"/>
+        <w:jc w:val="both"/>
+        <w:rPr>
+          <w:rFonts w:ascii="Arial" w:hAnsi="Arial" w:cs="Arial"/>
+          <w:sz w:val="20"/>
+          <w:szCs w:val="20"/>
+        </w:rPr>
+      </w:pPr>
+      <w:r>
+        <w:rPr>
+          <w:rFonts w:ascii="Arial" w:hAnsi="Arial" w:cs="Arial"/>
+          <w:sz w:val="20"/>
+          <w:szCs w:val="20"/>
+        </w:rPr>
+        <w:t xml:space="preserve">JOAO GABRIEL BARBOSA DOMINGOS             </w:t>
+      </w:r>
+    </w:p>
+    <w:p>
+      <w:pPr>
+        <w:spacing w:after="0" w:line="240" w:lineRule="auto"/>
+        <w:jc w:val="both"/>
+        <w:rPr>
+          <w:rFonts w:ascii="Arial" w:hAnsi="Arial" w:cs="Arial"/>
+          <w:sz w:val="20"/>
+          <w:szCs w:val="20"/>
+        </w:rPr>
+      </w:pPr>
+      <w:r>
+        <w:rPr>
+          <w:rFonts w:ascii="Arial" w:hAnsi="Arial" w:cs="Arial"/>
+          <w:sz w:val="20"/>
+          <w:szCs w:val="20"/>
+        </w:rPr>
+        <w:t xml:space="preserve">KAUA DE LIMA BRITTO                       </w:t>
+      </w:r>
+    </w:p>
+    <w:p>
+      <w:pPr>
+        <w:spacing w:after="0" w:line="240" w:lineRule="auto"/>
+        <w:jc w:val="both"/>
+        <w:rPr>
+          <w:rFonts w:ascii="Arial" w:hAnsi="Arial" w:cs="Arial"/>
+          <w:sz w:val="20"/>
+          <w:szCs w:val="20"/>
+        </w:rPr>
+      </w:pPr>
+      <w:r>
+        <w:rPr>
+          <w:rFonts w:ascii="Arial" w:hAnsi="Arial" w:cs="Arial"/>
+          <w:sz w:val="20"/>
+          <w:szCs w:val="20"/>
+        </w:rPr>
+        <w:t xml:space="preserve">LUCAS VINICIUS SIMAO DIAS                 </w:t>
+      </w:r>
+    </w:p>
+    <w:p>
+      <w:pPr>
+        <w:spacing w:after="0" w:line="240" w:lineRule="auto"/>
+        <w:jc w:val="both"/>
+        <w:rPr>
+          <w:rFonts w:ascii="Arial" w:hAnsi="Arial" w:cs="Arial"/>
+          <w:sz w:val="20"/>
+          <w:szCs w:val="20"/>
+        </w:rPr>
+      </w:pPr>
+      <w:r>
+        <w:rPr>
+          <w:rFonts w:ascii="Arial" w:hAnsi="Arial" w:cs="Arial"/>
+          <w:sz w:val="20"/>
+          <w:szCs w:val="20"/>
+        </w:rPr>
+        <w:t xml:space="preserve">MARIA CLARA LIRA DA SILVA                 </w:t>
+      </w:r>
+    </w:p>
+    <w:p>
+      <w:pPr>
+        <w:spacing w:after="0" w:line="240" w:lineRule="auto"/>
+        <w:jc w:val="both"/>
+        <w:rPr>
+          <w:rFonts w:ascii="Arial" w:hAnsi="Arial" w:cs="Arial"/>
+          <w:sz w:val="20"/>
+          <w:szCs w:val="20"/>
+        </w:rPr>
+      </w:pPr>
+      <w:r>
+        <w:rPr>
+          <w:rFonts w:ascii="Arial" w:hAnsi="Arial" w:cs="Arial"/>
+          <w:sz w:val="20"/>
+          <w:szCs w:val="20"/>
+        </w:rPr>
+        <w:t xml:space="preserve">MARIA EDUARDA DA SILVA MONTEIRO           </w:t>
+      </w:r>
+    </w:p>
+    <w:p>
+      <w:pPr>
+        <w:spacing w:after="0" w:line="240" w:lineRule="auto"/>
+        <w:jc w:val="both"/>
+        <w:rPr>
+          <w:rFonts w:ascii="Arial" w:hAnsi="Arial" w:cs="Arial"/>
+          <w:sz w:val="20"/>
+          <w:szCs w:val="20"/>
+        </w:rPr>
+      </w:pPr>
+      <w:r>
+        <w:rPr>
+          <w:rFonts w:ascii="Arial" w:hAnsi="Arial" w:cs="Arial"/>
+          <w:sz w:val="20"/>
+          <w:szCs w:val="20"/>
+        </w:rPr>
+        <w:t xml:space="preserve">MARIA ELOISA VIANA DIAS                   </w:t>
+      </w:r>
+    </w:p>
+    <w:p>
+      <w:pPr>
+        <w:spacing w:after="0" w:line="240" w:lineRule="auto"/>
+        <w:jc w:val="both"/>
+        <w:rPr>
+          <w:rFonts w:ascii="Arial" w:hAnsi="Arial" w:cs="Arial"/>
+          <w:sz w:val="20"/>
+          <w:szCs w:val="20"/>
+        </w:rPr>
+      </w:pPr>
+      <w:r>
+        <w:rPr>
+          <w:rFonts w:ascii="Arial" w:hAnsi="Arial" w:cs="Arial"/>
+          <w:sz w:val="20"/>
+          <w:szCs w:val="20"/>
+        </w:rPr>
+        <w:t xml:space="preserve">MATEUS VICTOR EVANGELISTA DA SILVA        </w:t>
+      </w:r>
+    </w:p>
+    <w:p>
+      <w:pPr>
+        <w:spacing w:after="0" w:line="240" w:lineRule="auto"/>
+        <w:jc w:val="both"/>
+        <w:rPr>
+          <w:rFonts w:ascii="Arial" w:hAnsi="Arial" w:cs="Arial"/>
+          <w:sz w:val="20"/>
+          <w:szCs w:val="20"/>
+        </w:rPr>
+      </w:pPr>
+      <w:r>
+        <w:rPr>
+          <w:rFonts w:ascii="Arial" w:hAnsi="Arial" w:cs="Arial"/>
+          <w:sz w:val="20"/>
+          <w:szCs w:val="20"/>
+        </w:rPr>
+        <w:t xml:space="preserve">ROBERTO LUCAS DOS SANTOS JULIAO           </w:t>
+      </w:r>
+    </w:p>
+    <w:p>
+      <w:pPr>
+        <w:spacing w:after="0" w:line="240" w:lineRule="auto"/>
+        <w:jc w:val="both"/>
+        <w:rPr>
+          <w:rFonts w:ascii="Arial" w:hAnsi="Arial" w:cs="Arial"/>
+          <w:sz w:val="20"/>
+          <w:szCs w:val="20"/>
+        </w:rPr>
+      </w:pPr>
+      <w:r>
+        <w:rPr>
+          <w:rFonts w:ascii="Arial" w:hAnsi="Arial" w:cs="Arial"/>
+          <w:sz w:val="20"/>
+          <w:szCs w:val="20"/>
+        </w:rPr>
+        <w:t xml:space="preserve">YASMIM DE ARAUJO CAVALCANTI               </w:t>
+      </w:r>
+    </w:p>
+    <w:p>
+      <w:pPr>
+        <w:spacing w:after="0" w:line="240" w:lineRule="auto"/>
+        <w:jc w:val="both"/>
+        <w:rPr>
+          <w:rFonts w:ascii="Arial" w:hAnsi="Arial" w:cs="Arial"/>
+          <w:sz w:val="20"/>
+          <w:szCs w:val="20"/>
+        </w:rPr>
+      </w:pPr>
+      <w:r>
+        <w:rPr>
+          <w:rFonts w:ascii="Arial" w:hAnsi="Arial" w:cs="Arial"/>
+          <w:sz w:val="20"/>
+          <w:szCs w:val="20"/>
+        </w:rPr>
+        <w:t xml:space="preserve">LARA GOMES DA SILVA    </w:t>
       </w:r>
     </w:p>
     <w:p>
@@ -275,371 +631,7 @@
           <w:sz w:val="20"/>
           <w:szCs w:val="20"/>
         </w:rPr>
-        <w:t>1º B:</w:t>
-      </w:r>
-    </w:p>
-    <w:p>
-      <w:pPr>
-        <w:spacing w:after="0" w:line="240" w:lineRule="auto"/>
-        <w:jc w:val="both"/>
-        <w:rPr>
-          <w:rFonts w:ascii="Arial" w:hAnsi="Arial" w:cs="Arial"/>
-          <w:sz w:val="20"/>
-          <w:szCs w:val="20"/>
-        </w:rPr>
-      </w:pPr>
-      <w:r>
-        <w:rPr>
-          <w:rFonts w:ascii="Arial" w:hAnsi="Arial" w:cs="Arial"/>
-          <w:sz w:val="20"/>
-          <w:szCs w:val="20"/>
-        </w:rPr>
-        <w:t xml:space="preserve">ADRIELLE TENORIO ARAUJO                   </w:t>
-      </w:r>
-    </w:p>
-    <w:p>
-      <w:pPr>
-        <w:spacing w:after="0" w:line="240" w:lineRule="auto"/>
-        <w:jc w:val="both"/>
-        <w:rPr>
-          <w:rFonts w:ascii="Arial" w:hAnsi="Arial" w:cs="Arial"/>
-          <w:sz w:val="20"/>
-          <w:szCs w:val="20"/>
-        </w:rPr>
-      </w:pPr>
-      <w:r>
-        <w:rPr>
-          <w:rFonts w:ascii="Arial" w:hAnsi="Arial" w:cs="Arial"/>
-          <w:sz w:val="20"/>
-          <w:szCs w:val="20"/>
-        </w:rPr>
-        <w:t xml:space="preserve">ARYANE BARBOSA DA SILVA                   </w:t>
-      </w:r>
-    </w:p>
-    <w:p>
-      <w:pPr>
-        <w:spacing w:after="0" w:line="240" w:lineRule="auto"/>
-        <w:jc w:val="both"/>
-        <w:rPr>
-          <w:rFonts w:ascii="Arial" w:hAnsi="Arial" w:cs="Arial"/>
-          <w:sz w:val="20"/>
-          <w:szCs w:val="20"/>
-        </w:rPr>
-      </w:pPr>
-      <w:r>
-        <w:rPr>
-          <w:rFonts w:ascii="Arial" w:hAnsi="Arial" w:cs="Arial"/>
-          <w:sz w:val="20"/>
-          <w:szCs w:val="20"/>
-        </w:rPr>
-        <w:t xml:space="preserve">DIEGO LEITE DA SILVA                      </w:t>
-      </w:r>
-    </w:p>
-    <w:p>
-      <w:pPr>
-        <w:spacing w:after="0" w:line="240" w:lineRule="auto"/>
-        <w:jc w:val="both"/>
-        <w:rPr>
-          <w:rFonts w:ascii="Arial" w:hAnsi="Arial" w:cs="Arial"/>
-          <w:sz w:val="20"/>
-          <w:szCs w:val="20"/>
-        </w:rPr>
-      </w:pPr>
-      <w:r>
-        <w:rPr>
-          <w:rFonts w:ascii="Arial" w:hAnsi="Arial" w:cs="Arial"/>
-          <w:sz w:val="20"/>
-          <w:szCs w:val="20"/>
-        </w:rPr>
-        <w:t xml:space="preserve">DIEGO SILVA MOURA SANTOS                  </w:t>
-      </w:r>
-    </w:p>
-    <w:p>
-      <w:pPr>
-        <w:spacing w:after="0" w:line="240" w:lineRule="auto"/>
-        <w:jc w:val="both"/>
-        <w:rPr>
-          <w:rFonts w:ascii="Arial" w:hAnsi="Arial" w:cs="Arial"/>
-          <w:sz w:val="20"/>
-          <w:szCs w:val="20"/>
-        </w:rPr>
-      </w:pPr>
-      <w:r>
-        <w:rPr>
-          <w:rFonts w:ascii="Arial" w:hAnsi="Arial" w:cs="Arial"/>
-          <w:sz w:val="20"/>
-          <w:szCs w:val="20"/>
-        </w:rPr>
-        <w:t xml:space="preserve">JOAO GABRIEL BARBOSA DOMINGOS             </w:t>
-      </w:r>
-    </w:p>
-    <w:p>
-      <w:pPr>
-        <w:spacing w:after="0" w:line="240" w:lineRule="auto"/>
-        <w:jc w:val="both"/>
-        <w:rPr>
-          <w:rFonts w:ascii="Arial" w:hAnsi="Arial" w:cs="Arial"/>
-          <w:sz w:val="20"/>
-          <w:szCs w:val="20"/>
-        </w:rPr>
-      </w:pPr>
-      <w:r>
-        <w:rPr>
-          <w:rFonts w:ascii="Arial" w:hAnsi="Arial" w:cs="Arial"/>
-          <w:sz w:val="20"/>
-          <w:szCs w:val="20"/>
-        </w:rPr>
-        <w:t xml:space="preserve">KAUA DE LIMA BRITTO                       </w:t>
-      </w:r>
-    </w:p>
-    <w:p>
-      <w:pPr>
-        <w:spacing w:after="0" w:line="240" w:lineRule="auto"/>
-        <w:jc w:val="both"/>
-        <w:rPr>
-          <w:rFonts w:ascii="Arial" w:hAnsi="Arial" w:cs="Arial"/>
-          <w:sz w:val="20"/>
-          <w:szCs w:val="20"/>
-        </w:rPr>
-      </w:pPr>
-      <w:r>
-        <w:rPr>
-          <w:rFonts w:ascii="Arial" w:hAnsi="Arial" w:cs="Arial"/>
-          <w:sz w:val="20"/>
-          <w:szCs w:val="20"/>
-        </w:rPr>
-        <w:t xml:space="preserve">LUCAS VINICIUS SIMAO DIAS                 </w:t>
-      </w:r>
-    </w:p>
-    <w:p>
-      <w:pPr>
-        <w:spacing w:after="0" w:line="240" w:lineRule="auto"/>
-        <w:jc w:val="both"/>
-        <w:rPr>
-          <w:rFonts w:ascii="Arial" w:hAnsi="Arial" w:cs="Arial"/>
-          <w:sz w:val="20"/>
-          <w:szCs w:val="20"/>
-        </w:rPr>
-      </w:pPr>
-      <w:r>
-        <w:rPr>
-          <w:rFonts w:ascii="Arial" w:hAnsi="Arial" w:cs="Arial"/>
-          <w:sz w:val="20"/>
-          <w:szCs w:val="20"/>
-        </w:rPr>
-        <w:t xml:space="preserve">MARIA CLARA LIRA DA SILVA                 </w:t>
-      </w:r>
-    </w:p>
-    <w:p>
-      <w:pPr>
-        <w:spacing w:after="0" w:line="240" w:lineRule="auto"/>
-        <w:jc w:val="both"/>
-        <w:rPr>
-          <w:rFonts w:ascii="Arial" w:hAnsi="Arial" w:cs="Arial"/>
-          <w:sz w:val="20"/>
-          <w:szCs w:val="20"/>
-        </w:rPr>
-      </w:pPr>
-      <w:r>
-        <w:rPr>
-          <w:rFonts w:ascii="Arial" w:hAnsi="Arial" w:cs="Arial"/>
-          <w:sz w:val="20"/>
-          <w:szCs w:val="20"/>
-        </w:rPr>
-        <w:t xml:space="preserve">MARIA CLARA PEREIRA DA SILVA              </w:t>
-      </w:r>
-    </w:p>
-    <w:p>
-      <w:pPr>
-        <w:spacing w:after="0" w:line="240" w:lineRule="auto"/>
-        <w:jc w:val="both"/>
-        <w:rPr>
-          <w:rFonts w:ascii="Arial" w:hAnsi="Arial" w:cs="Arial"/>
-          <w:sz w:val="20"/>
-          <w:szCs w:val="20"/>
-        </w:rPr>
-      </w:pPr>
-      <w:r>
-        <w:rPr>
-          <w:rFonts w:ascii="Arial" w:hAnsi="Arial" w:cs="Arial"/>
-          <w:sz w:val="20"/>
-          <w:szCs w:val="20"/>
-        </w:rPr>
-        <w:t xml:space="preserve">MARIA EDUARDA DA SILVA MONTEIRO           </w:t>
-      </w:r>
-    </w:p>
-    <w:p>
-      <w:pPr>
-        <w:spacing w:after="0" w:line="240" w:lineRule="auto"/>
-        <w:jc w:val="both"/>
-        <w:rPr>
-          <w:rFonts w:ascii="Arial" w:hAnsi="Arial" w:cs="Arial"/>
-          <w:sz w:val="20"/>
-          <w:szCs w:val="20"/>
-        </w:rPr>
-      </w:pPr>
-      <w:r>
-        <w:rPr>
-          <w:rFonts w:ascii="Arial" w:hAnsi="Arial" w:cs="Arial"/>
-          <w:sz w:val="20"/>
-          <w:szCs w:val="20"/>
-        </w:rPr>
-        <w:t xml:space="preserve">MARIA ELOISA VIANA DIAS                   </w:t>
-      </w:r>
-    </w:p>
-    <w:p>
-      <w:pPr>
-        <w:spacing w:after="0" w:line="240" w:lineRule="auto"/>
-        <w:jc w:val="both"/>
-        <w:rPr>
-          <w:rFonts w:ascii="Arial" w:hAnsi="Arial" w:cs="Arial"/>
-          <w:sz w:val="20"/>
-          <w:szCs w:val="20"/>
-        </w:rPr>
-      </w:pPr>
-      <w:r>
-        <w:rPr>
-          <w:rFonts w:ascii="Arial" w:hAnsi="Arial" w:cs="Arial"/>
-          <w:sz w:val="20"/>
-          <w:szCs w:val="20"/>
-        </w:rPr>
-        <w:t xml:space="preserve">MATEUS VICTOR EVANGELISTA DA SILVA        </w:t>
-      </w:r>
-    </w:p>
-    <w:p>
-      <w:pPr>
-        <w:spacing w:after="0" w:line="240" w:lineRule="auto"/>
-        <w:jc w:val="both"/>
-        <w:rPr>
-          <w:rFonts w:ascii="Arial" w:hAnsi="Arial" w:cs="Arial"/>
-          <w:sz w:val="20"/>
-          <w:szCs w:val="20"/>
-        </w:rPr>
-      </w:pPr>
-      <w:r>
-        <w:rPr>
-          <w:rFonts w:ascii="Arial" w:hAnsi="Arial" w:cs="Arial"/>
-          <w:sz w:val="20"/>
-          <w:szCs w:val="20"/>
-        </w:rPr>
-        <w:t xml:space="preserve">NAYNE RAQUELE DA SILVA HONORIO            </w:t>
-      </w:r>
-    </w:p>
-    <w:p>
-      <w:pPr>
-        <w:spacing w:after="0" w:line="240" w:lineRule="auto"/>
-        <w:jc w:val="both"/>
-        <w:rPr>
-          <w:rFonts w:ascii="Arial" w:hAnsi="Arial" w:cs="Arial"/>
-          <w:sz w:val="20"/>
-          <w:szCs w:val="20"/>
-        </w:rPr>
-      </w:pPr>
-      <w:r>
-        <w:rPr>
-          <w:rFonts w:ascii="Arial" w:hAnsi="Arial" w:cs="Arial"/>
-          <w:sz w:val="20"/>
-          <w:szCs w:val="20"/>
-        </w:rPr>
-        <w:t xml:space="preserve">PABLO EDUARDO TAVARES FORTUNATO DA SILVA  </w:t>
-      </w:r>
-    </w:p>
-    <w:p>
-      <w:pPr>
-        <w:spacing w:after="0" w:line="240" w:lineRule="auto"/>
-        <w:jc w:val="both"/>
-        <w:rPr>
-          <w:rFonts w:ascii="Arial" w:hAnsi="Arial" w:cs="Arial"/>
-          <w:sz w:val="20"/>
-          <w:szCs w:val="20"/>
-        </w:rPr>
-      </w:pPr>
-      <w:r>
-        <w:rPr>
-          <w:rFonts w:ascii="Arial" w:hAnsi="Arial" w:cs="Arial"/>
-          <w:sz w:val="20"/>
-          <w:szCs w:val="20"/>
-        </w:rPr>
-        <w:t xml:space="preserve">ROBERTO LUCAS DOS SANTOS JULIAO           </w:t>
-      </w:r>
-    </w:p>
-    <w:p>
-      <w:pPr>
-        <w:spacing w:after="0" w:line="240" w:lineRule="auto"/>
-        <w:jc w:val="both"/>
-        <w:rPr>
-          <w:rFonts w:ascii="Arial" w:hAnsi="Arial" w:cs="Arial"/>
-          <w:sz w:val="20"/>
-          <w:szCs w:val="20"/>
-        </w:rPr>
-      </w:pPr>
-      <w:r>
-        <w:rPr>
-          <w:rFonts w:ascii="Arial" w:hAnsi="Arial" w:cs="Arial"/>
-          <w:sz w:val="20"/>
-          <w:szCs w:val="20"/>
-        </w:rPr>
-        <w:t xml:space="preserve">YASMIM DE ARAUJO CAVALCANTI               </w:t>
-      </w:r>
-    </w:p>
-    <w:p>
-      <w:pPr>
-        <w:spacing w:after="0" w:line="240" w:lineRule="auto"/>
-        <w:jc w:val="both"/>
-        <w:rPr>
-          <w:rFonts w:ascii="Arial" w:hAnsi="Arial" w:cs="Arial"/>
-          <w:sz w:val="20"/>
-          <w:szCs w:val="20"/>
-        </w:rPr>
-      </w:pPr>
-      <w:r>
-        <w:rPr>
-          <w:rFonts w:ascii="Arial" w:hAnsi="Arial" w:cs="Arial"/>
-          <w:sz w:val="20"/>
-          <w:szCs w:val="20"/>
-        </w:rPr>
-        <w:t xml:space="preserve">LARA GOMES DA SILVA    </w:t>
-      </w:r>
-    </w:p>
-    <w:p>
-      <w:pPr>
-        <w:spacing w:after="0" w:line="240" w:lineRule="auto"/>
-        <w:jc w:val="both"/>
-        <w:rPr>
-          <w:rFonts w:ascii="Arial" w:hAnsi="Arial" w:cs="Arial"/>
-          <w:sz w:val="20"/>
-          <w:szCs w:val="20"/>
-        </w:rPr>
-      </w:pPr>
-    </w:p>
-    <w:p>
-      <w:pPr>
-        <w:spacing w:after="0" w:line="240" w:lineRule="auto"/>
-        <w:jc w:val="both"/>
-        <w:rPr>
-          <w:rFonts w:ascii="Arial" w:hAnsi="Arial" w:cs="Arial"/>
-          <w:b/>
-          <w:sz w:val="20"/>
-          <w:szCs w:val="20"/>
-        </w:rPr>
-      </w:pPr>
-      <w:r>
-        <w:rPr>
-          <w:rFonts w:ascii="Arial" w:hAnsi="Arial" w:cs="Arial"/>
-          <w:b/>
-          <w:sz w:val="20"/>
-          <w:szCs w:val="20"/>
-        </w:rPr>
-        <w:t xml:space="preserve">1º C: </w:t>
-      </w:r>
-      <w:r>
-        <w:rPr>
-          <w:rFonts w:ascii="Arial" w:hAnsi="Arial" w:cs="Arial"/>
-          <w:b/>
-          <w:sz w:val="20"/>
-          <w:szCs w:val="20"/>
-        </w:rPr>
-        <w:t xml:space="preserve">   </w:t>
+        <w:t xml:space="preserve">1º C:    </w:t>
       </w:r>
       <w:r>
         <w:rPr>
@@ -685,25 +677,6 @@
           <w:sz w:val="20"/>
           <w:szCs w:val="20"/>
         </w:rPr>
-        <w:t xml:space="preserve">AMANDA LOPES DA SILVA                </w:t>
-      </w:r>
-    </w:p>
-    <w:p>
-      <w:pPr>
-        <w:spacing w:after="0" w:line="240" w:lineRule="auto"/>
-        <w:jc w:val="both"/>
-        <w:rPr>
-          <w:rFonts w:ascii="Arial" w:hAnsi="Arial" w:cs="Arial"/>
-          <w:sz w:val="20"/>
-          <w:szCs w:val="20"/>
-        </w:rPr>
-      </w:pPr>
-      <w:r>
-        <w:rPr>
-          <w:rFonts w:ascii="Arial" w:hAnsi="Arial" w:cs="Arial"/>
-          <w:sz w:val="20"/>
-          <w:szCs w:val="20"/>
-        </w:rPr>
         <w:t xml:space="preserve">CAMILA BALTAZAR DA SILVA             </w:t>
       </w:r>
     </w:p>
@@ -743,25 +716,6 @@
           <w:szCs w:val="20"/>
         </w:rPr>
         <w:t xml:space="preserve">JOSE ARIEL BARBOSA DA SILVA          </w:t>
-      </w:r>
-    </w:p>
-    <w:p>
-      <w:pPr>
-        <w:spacing w:after="0" w:line="240" w:lineRule="auto"/>
-        <w:jc w:val="both"/>
-        <w:rPr>
-          <w:rFonts w:ascii="Arial" w:hAnsi="Arial" w:cs="Arial"/>
-          <w:sz w:val="20"/>
-          <w:szCs w:val="20"/>
-        </w:rPr>
-      </w:pPr>
-      <w:r>
-        <w:rPr>
-          <w:rFonts w:ascii="Arial" w:hAnsi="Arial" w:cs="Arial"/>
-          <w:sz w:val="20"/>
-          <w:szCs w:val="20"/>
-        </w:rPr>
-        <w:t xml:space="preserve">JOSE VITO FELIX CAVALCANTE           </w:t>
       </w:r>
     </w:p>
     <w:p>
